--- a/data/project.docx
+++ b/data/project.docx
@@ -29,7 +29,10 @@
           </w:tcPr>
           <w:p>
             <w:r>
-              <w:t>April 26</w:t>
+              <w:t>April 2</w:t>
+            </w:r>
+            <w:r>
+              <w:t>7</w:t>
             </w:r>
             <w:r>
               <w:rPr>
@@ -214,11 +217,9 @@
           <w:numId w:val="2"/>
         </w:numPr>
       </w:pPr>
-      <w:proofErr w:type="spellStart"/>
       <w:r>
         <w:t>add_customer</w:t>
       </w:r>
-      <w:proofErr w:type="spellEnd"/>
     </w:p>
     <w:p>
       <w:pPr>
@@ -228,11 +229,9 @@
           <w:numId w:val="2"/>
         </w:numPr>
       </w:pPr>
-      <w:proofErr w:type="spellStart"/>
       <w:r>
         <w:t>add_item</w:t>
       </w:r>
-      <w:proofErr w:type="spellEnd"/>
     </w:p>
     <w:p>
       <w:pPr>
@@ -242,11 +241,9 @@
           <w:numId w:val="2"/>
         </w:numPr>
       </w:pPr>
-      <w:proofErr w:type="spellStart"/>
       <w:r>
         <w:t>edit_customer</w:t>
       </w:r>
-      <w:proofErr w:type="spellEnd"/>
     </w:p>
     <w:p>
       <w:pPr>
@@ -256,11 +253,9 @@
           <w:numId w:val="2"/>
         </w:numPr>
       </w:pPr>
-      <w:proofErr w:type="spellStart"/>
       <w:r>
         <w:t>rent_item</w:t>
       </w:r>
-      <w:proofErr w:type="spellEnd"/>
     </w:p>
     <w:p>
       <w:pPr>
@@ -270,11 +265,9 @@
           <w:numId w:val="2"/>
         </w:numPr>
       </w:pPr>
-      <w:proofErr w:type="spellStart"/>
       <w:r>
         <w:t>waitlist_customer</w:t>
       </w:r>
-      <w:proofErr w:type="spellEnd"/>
     </w:p>
     <w:p>
       <w:pPr>
@@ -284,11 +277,9 @@
           <w:numId w:val="2"/>
         </w:numPr>
       </w:pPr>
-      <w:proofErr w:type="spellStart"/>
       <w:r>
         <w:t>update_waitlist</w:t>
       </w:r>
-      <w:proofErr w:type="spellEnd"/>
     </w:p>
     <w:p>
       <w:pPr>
@@ -298,11 +289,9 @@
           <w:numId w:val="2"/>
         </w:numPr>
       </w:pPr>
-      <w:proofErr w:type="spellStart"/>
       <w:r>
         <w:t>return_item</w:t>
       </w:r>
-      <w:proofErr w:type="spellEnd"/>
     </w:p>
     <w:p>
       <w:pPr>
@@ -312,11 +301,9 @@
           <w:numId w:val="2"/>
         </w:numPr>
       </w:pPr>
-      <w:proofErr w:type="spellStart"/>
       <w:r>
         <w:t>grant_extension</w:t>
       </w:r>
-      <w:proofErr w:type="spellEnd"/>
     </w:p>
     <w:p>
       <w:pPr>
@@ -326,11 +313,9 @@
           <w:numId w:val="2"/>
         </w:numPr>
       </w:pPr>
-      <w:proofErr w:type="spellStart"/>
       <w:r>
         <w:t>get_filtered_items</w:t>
       </w:r>
-      <w:proofErr w:type="spellEnd"/>
     </w:p>
     <w:p>
       <w:pPr>
@@ -340,11 +325,9 @@
           <w:numId w:val="2"/>
         </w:numPr>
       </w:pPr>
-      <w:proofErr w:type="spellStart"/>
       <w:r>
         <w:t>get_filtered_customers</w:t>
       </w:r>
-      <w:proofErr w:type="spellEnd"/>
     </w:p>
     <w:p>
       <w:pPr>
@@ -354,11 +337,9 @@
           <w:numId w:val="2"/>
         </w:numPr>
       </w:pPr>
-      <w:proofErr w:type="spellStart"/>
       <w:r>
         <w:t>get_filtered_rentals</w:t>
       </w:r>
-      <w:proofErr w:type="spellEnd"/>
     </w:p>
     <w:p>
       <w:pPr>
@@ -368,11 +349,9 @@
           <w:numId w:val="2"/>
         </w:numPr>
       </w:pPr>
-      <w:proofErr w:type="spellStart"/>
       <w:r>
         <w:t>get_filtered_rental_histories</w:t>
       </w:r>
-      <w:proofErr w:type="spellEnd"/>
     </w:p>
     <w:p>
       <w:pPr>
@@ -382,11 +361,9 @@
           <w:numId w:val="2"/>
         </w:numPr>
       </w:pPr>
-      <w:proofErr w:type="spellStart"/>
       <w:r>
         <w:t>get_filtered_waitlist</w:t>
       </w:r>
-      <w:proofErr w:type="spellEnd"/>
     </w:p>
     <w:p>
       <w:pPr>
@@ -396,11 +373,9 @@
           <w:numId w:val="2"/>
         </w:numPr>
       </w:pPr>
-      <w:proofErr w:type="spellStart"/>
       <w:r>
         <w:t>number_in_stock</w:t>
       </w:r>
-      <w:proofErr w:type="spellEnd"/>
     </w:p>
     <w:p>
       <w:pPr>
@@ -410,11 +385,9 @@
           <w:numId w:val="2"/>
         </w:numPr>
       </w:pPr>
-      <w:proofErr w:type="spellStart"/>
       <w:r>
         <w:t>place_in_line</w:t>
       </w:r>
-      <w:proofErr w:type="spellEnd"/>
     </w:p>
     <w:p>
       <w:pPr>
@@ -424,11 +397,9 @@
           <w:numId w:val="2"/>
         </w:numPr>
       </w:pPr>
-      <w:proofErr w:type="spellStart"/>
       <w:r>
         <w:t>line_length</w:t>
       </w:r>
-      <w:proofErr w:type="spellEnd"/>
     </w:p>
     <w:p>
       <w:pPr>
@@ -438,11 +409,9 @@
           <w:numId w:val="2"/>
         </w:numPr>
       </w:pPr>
-      <w:proofErr w:type="spellStart"/>
       <w:r>
         <w:t>save_changes</w:t>
       </w:r>
-      <w:proofErr w:type="spellEnd"/>
     </w:p>
     <w:p>
       <w:pPr>
@@ -452,11 +421,9 @@
           <w:numId w:val="2"/>
         </w:numPr>
       </w:pPr>
-      <w:proofErr w:type="spellStart"/>
       <w:r>
         <w:t>close_connection</w:t>
       </w:r>
-      <w:proofErr w:type="spellEnd"/>
       <w:r>
         <w:br/>
       </w:r>
@@ -513,15 +480,7 @@
         <w:t xml:space="preserve">from public_tests.py </w:t>
       </w:r>
       <w:r>
-        <w:t xml:space="preserve">as batch in Visual Studio Code, many of the tests will fail or pass sporadically. When checking the tests individually, the only test that fails about 30% of the time is </w:t>
-      </w:r>
-      <w:proofErr w:type="spellStart"/>
-      <w:r>
-        <w:t>close_connection</w:t>
-      </w:r>
-      <w:proofErr w:type="spellEnd"/>
-      <w:r>
-        <w:t xml:space="preserve">. The reason for this is unknown. </w:t>
+        <w:t xml:space="preserve">as batch in Visual Studio Code, many of the tests will fail or pass sporadically. When checking the tests individually, the only test that fails about 30% of the time is close_connection. The reason for this is unknown. </w:t>
       </w:r>
       <w:r>
         <w:lastRenderedPageBreak/>
@@ -543,6 +502,9 @@
         </w:numPr>
       </w:pPr>
       <w:r>
+        <w:rPr>
+          <w:noProof/>
+        </w:rPr>
         <w:drawing>
           <wp:anchor distT="0" distB="0" distL="114300" distR="114300" simplePos="0" relativeHeight="251659264" behindDoc="0" locked="0" layoutInCell="1" allowOverlap="1" wp14:anchorId="630E0150" wp14:editId="2B57B96E">
             <wp:simplePos x="0" y="0"/>
@@ -594,6 +556,9 @@
         </w:drawing>
       </w:r>
       <w:r>
+        <w:rPr>
+          <w:noProof/>
+        </w:rPr>
         <w:drawing>
           <wp:anchor distT="0" distB="0" distL="114300" distR="114300" simplePos="0" relativeHeight="251658240" behindDoc="0" locked="0" layoutInCell="1" allowOverlap="1" wp14:anchorId="6420521D" wp14:editId="5439C638">
             <wp:simplePos x="0" y="0"/>
@@ -834,6 +799,9 @@
         </w:rPr>
       </w:pPr>
       <w:r>
+        <w:rPr>
+          <w:noProof/>
+        </w:rPr>
         <w:drawing>
           <wp:anchor distT="0" distB="0" distL="114300" distR="114300" simplePos="0" relativeHeight="251660288" behindDoc="0" locked="0" layoutInCell="1" allowOverlap="1" wp14:anchorId="37508379" wp14:editId="45238CBC">
             <wp:simplePos x="0" y="0"/>
@@ -900,6 +868,7 @@
       <w:r>
         <w:rPr>
           <w:rFonts w:ascii="Times New Roman" w:hAnsi="Times New Roman" w:cs="Times New Roman"/>
+          <w:noProof/>
           <w:sz w:val="20"/>
           <w:szCs w:val="20"/>
         </w:rPr>
@@ -1203,6 +1172,7 @@
       <w:r>
         <w:rPr>
           <w:rFonts w:ascii="Times New Roman" w:hAnsi="Times New Roman" w:cs="Times New Roman"/>
+          <w:noProof/>
           <w:sz w:val="20"/>
           <w:szCs w:val="20"/>
         </w:rPr>
@@ -1331,6 +1301,7 @@
       <w:r>
         <w:rPr>
           <w:rFonts w:ascii="Times New Roman" w:hAnsi="Times New Roman" w:cs="Times New Roman"/>
+          <w:noProof/>
           <w:sz w:val="20"/>
           <w:szCs w:val="20"/>
         </w:rPr>
@@ -1523,6 +1494,7 @@
       <w:r>
         <w:rPr>
           <w:rFonts w:ascii="Times New Roman" w:hAnsi="Times New Roman" w:cs="Times New Roman"/>
+          <w:noProof/>
           <w:sz w:val="20"/>
           <w:szCs w:val="20"/>
         </w:rPr>
@@ -1585,6 +1557,7 @@
       <w:r>
         <w:rPr>
           <w:rFonts w:ascii="Times New Roman" w:hAnsi="Times New Roman" w:cs="Times New Roman"/>
+          <w:noProof/>
           <w:sz w:val="20"/>
           <w:szCs w:val="20"/>
         </w:rPr>
@@ -1808,6 +1781,7 @@
       <w:r>
         <w:rPr>
           <w:rFonts w:ascii="Times New Roman" w:hAnsi="Times New Roman" w:cs="Times New Roman"/>
+          <w:noProof/>
           <w:sz w:val="20"/>
           <w:szCs w:val="20"/>
         </w:rPr>
@@ -2182,48 +2156,1896 @@
       <w:r>
         <w:rPr>
           <w:rFonts w:ascii="Times New Roman" w:hAnsi="Times New Roman" w:cs="Times New Roman"/>
+          <w:noProof/>
           <w:sz w:val="20"/>
           <w:szCs w:val="20"/>
         </w:rPr>
         <w:lastRenderedPageBreak/>
-        <w:br/>
-      </w:r>
-      <w:r>
-        <w:rPr>
-          <w:rFonts w:ascii="Times New Roman" w:hAnsi="Times New Roman" w:cs="Times New Roman"/>
-          <w:sz w:val="20"/>
-          <w:szCs w:val="20"/>
-        </w:rPr>
-        <w:br/>
-      </w:r>
-      <w:r>
-        <w:rPr>
-          <w:rFonts w:ascii="Times New Roman" w:hAnsi="Times New Roman" w:cs="Times New Roman"/>
-          <w:sz w:val="20"/>
-          <w:szCs w:val="20"/>
-        </w:rPr>
-        <w:br/>
-        <w:t xml:space="preserve">8. Rental history search showing </w:t>
-      </w:r>
-      <w:r>
-        <w:rPr>
-          <w:rFonts w:ascii="Times New Roman" w:hAnsi="Times New Roman" w:cs="Times New Roman"/>
-          <w:sz w:val="20"/>
-          <w:szCs w:val="20"/>
-        </w:rPr>
-        <w:br/>
-        <w:t xml:space="preserve">results populated from </w:t>
-      </w:r>
-      <w:proofErr w:type="spellStart"/>
-      <w:r>
-        <w:rPr>
-          <w:rFonts w:ascii="Times New Roman" w:hAnsi="Times New Roman" w:cs="Times New Roman"/>
-          <w:sz w:val="20"/>
-          <w:szCs w:val="20"/>
-        </w:rPr>
-        <w:t>store_sales</w:t>
-      </w:r>
-      <w:proofErr w:type="spellEnd"/>
+        <w:drawing>
+          <wp:anchor distT="0" distB="0" distL="114300" distR="114300" simplePos="0" relativeHeight="251668480" behindDoc="0" locked="0" layoutInCell="1" allowOverlap="1" wp14:anchorId="5BC99850" wp14:editId="75A68CED">
+            <wp:simplePos x="0" y="0"/>
+            <wp:positionH relativeFrom="margin">
+              <wp:posOffset>3752850</wp:posOffset>
+            </wp:positionH>
+            <wp:positionV relativeFrom="paragraph">
+              <wp:posOffset>0</wp:posOffset>
+            </wp:positionV>
+            <wp:extent cx="1780540" cy="2216150"/>
+            <wp:effectExtent l="0" t="0" r="0" b="0"/>
+            <wp:wrapSquare wrapText="bothSides"/>
+            <wp:docPr id="1485597127" name="Picture 1"/>
+            <wp:cNvGraphicFramePr>
+              <a:graphicFrameLocks xmlns:a="http://schemas.openxmlformats.org/drawingml/2006/main" noChangeAspect="1"/>
+            </wp:cNvGraphicFramePr>
+            <a:graphic xmlns:a="http://schemas.openxmlformats.org/drawingml/2006/main">
+              <a:graphicData uri="http://schemas.openxmlformats.org/drawingml/2006/picture">
+                <pic:pic xmlns:pic="http://schemas.openxmlformats.org/drawingml/2006/picture">
+                  <pic:nvPicPr>
+                    <pic:cNvPr id="1485597127" name=""/>
+                    <pic:cNvPicPr/>
+                  </pic:nvPicPr>
+                  <pic:blipFill rotWithShape="1">
+                    <a:blip r:embed="rId14">
+                      <a:extLst>
+                        <a:ext uri="{28A0092B-C50C-407E-A947-70E740481C1C}">
+                          <a14:useLocalDpi xmlns:a14="http://schemas.microsoft.com/office/drawing/2010/main" val="0"/>
+                        </a:ext>
+                      </a:extLst>
+                    </a:blip>
+                    <a:srcRect t="28017"/>
+                    <a:stretch>
+                      <a:fillRect/>
+                    </a:stretch>
+                  </pic:blipFill>
+                  <pic:spPr bwMode="auto">
+                    <a:xfrm>
+                      <a:off x="0" y="0"/>
+                      <a:ext cx="1780540" cy="2216150"/>
+                    </a:xfrm>
+                    <a:prstGeom prst="rect">
+                      <a:avLst/>
+                    </a:prstGeom>
+                    <a:ln>
+                      <a:noFill/>
+                    </a:ln>
+                    <a:extLst>
+                      <a:ext uri="{53640926-AAD7-44D8-BBD7-CCE9431645EC}">
+                        <a14:shadowObscured xmlns:a14="http://schemas.microsoft.com/office/drawing/2010/main"/>
+                      </a:ext>
+                    </a:extLst>
+                  </pic:spPr>
+                </pic:pic>
+              </a:graphicData>
+            </a:graphic>
+            <wp14:sizeRelH relativeFrom="page">
+              <wp14:pctWidth>0</wp14:pctWidth>
+            </wp14:sizeRelH>
+            <wp14:sizeRelV relativeFrom="page">
+              <wp14:pctHeight>0</wp14:pctHeight>
+            </wp14:sizeRelV>
+          </wp:anchor>
+        </w:drawing>
+      </w:r>
+      <w:r>
+        <w:rPr>
+          <w:rFonts w:ascii="Times New Roman" w:hAnsi="Times New Roman" w:cs="Times New Roman"/>
+          <w:noProof/>
+          <w:sz w:val="20"/>
+          <w:szCs w:val="20"/>
+        </w:rPr>
+        <w:drawing>
+          <wp:anchor distT="0" distB="0" distL="114300" distR="114300" simplePos="0" relativeHeight="251667456" behindDoc="0" locked="0" layoutInCell="1" allowOverlap="1" wp14:anchorId="01FB1E2A" wp14:editId="4BDFC0AE">
+            <wp:simplePos x="0" y="0"/>
+            <wp:positionH relativeFrom="column">
+              <wp:posOffset>1478418</wp:posOffset>
+            </wp:positionH>
+            <wp:positionV relativeFrom="paragraph">
+              <wp:posOffset>0</wp:posOffset>
+            </wp:positionV>
+            <wp:extent cx="2155825" cy="2194560"/>
+            <wp:effectExtent l="0" t="0" r="0" b="0"/>
+            <wp:wrapSquare wrapText="bothSides"/>
+            <wp:docPr id="922261516" name="Picture 1"/>
+            <wp:cNvGraphicFramePr>
+              <a:graphicFrameLocks xmlns:a="http://schemas.openxmlformats.org/drawingml/2006/main" noChangeAspect="1"/>
+            </wp:cNvGraphicFramePr>
+            <a:graphic xmlns:a="http://schemas.openxmlformats.org/drawingml/2006/main">
+              <a:graphicData uri="http://schemas.openxmlformats.org/drawingml/2006/picture">
+                <pic:pic xmlns:pic="http://schemas.openxmlformats.org/drawingml/2006/picture">
+                  <pic:nvPicPr>
+                    <pic:cNvPr id="922261516" name=""/>
+                    <pic:cNvPicPr/>
+                  </pic:nvPicPr>
+                  <pic:blipFill>
+                    <a:blip r:embed="rId15">
+                      <a:extLst>
+                        <a:ext uri="{28A0092B-C50C-407E-A947-70E740481C1C}">
+                          <a14:useLocalDpi xmlns:a14="http://schemas.microsoft.com/office/drawing/2010/main" val="0"/>
+                        </a:ext>
+                      </a:extLst>
+                    </a:blip>
+                    <a:stretch>
+                      <a:fillRect/>
+                    </a:stretch>
+                  </pic:blipFill>
+                  <pic:spPr>
+                    <a:xfrm>
+                      <a:off x="0" y="0"/>
+                      <a:ext cx="2155825" cy="2194560"/>
+                    </a:xfrm>
+                    <a:prstGeom prst="rect">
+                      <a:avLst/>
+                    </a:prstGeom>
+                  </pic:spPr>
+                </pic:pic>
+              </a:graphicData>
+            </a:graphic>
+            <wp14:sizeRelH relativeFrom="page">
+              <wp14:pctWidth>0</wp14:pctWidth>
+            </wp14:sizeRelH>
+            <wp14:sizeRelV relativeFrom="page">
+              <wp14:pctHeight>0</wp14:pctHeight>
+            </wp14:sizeRelV>
+          </wp:anchor>
+        </w:drawing>
+      </w:r>
+      <w:r>
+        <w:rPr>
+          <w:rFonts w:ascii="Times New Roman" w:hAnsi="Times New Roman" w:cs="Times New Roman"/>
+          <w:sz w:val="20"/>
+          <w:szCs w:val="20"/>
+        </w:rPr>
+        <w:br/>
+      </w:r>
+      <w:r>
+        <w:rPr>
+          <w:rFonts w:ascii="Times New Roman" w:hAnsi="Times New Roman" w:cs="Times New Roman"/>
+          <w:sz w:val="20"/>
+          <w:szCs w:val="20"/>
+        </w:rPr>
+        <w:br/>
+      </w:r>
+      <w:r>
+        <w:rPr>
+          <w:rFonts w:ascii="Times New Roman" w:hAnsi="Times New Roman" w:cs="Times New Roman"/>
+          <w:sz w:val="20"/>
+          <w:szCs w:val="20"/>
+        </w:rPr>
+        <w:br/>
+      </w:r>
+      <w:r>
+        <w:rPr>
+          <w:rFonts w:ascii="Times New Roman" w:hAnsi="Times New Roman" w:cs="Times New Roman"/>
+          <w:sz w:val="20"/>
+          <w:szCs w:val="20"/>
+        </w:rPr>
+        <w:br/>
+      </w:r>
+      <w:r>
+        <w:rPr>
+          <w:rFonts w:ascii="Times New Roman" w:hAnsi="Times New Roman" w:cs="Times New Roman"/>
+          <w:sz w:val="20"/>
+          <w:szCs w:val="20"/>
+        </w:rPr>
+        <w:br/>
+      </w:r>
+      <w:r>
+        <w:rPr>
+          <w:rFonts w:ascii="Times New Roman" w:hAnsi="Times New Roman" w:cs="Times New Roman"/>
+          <w:sz w:val="20"/>
+          <w:szCs w:val="20"/>
+        </w:rPr>
+        <w:br/>
+      </w:r>
+      <w:r>
+        <w:rPr>
+          <w:rFonts w:ascii="Times New Roman" w:hAnsi="Times New Roman" w:cs="Times New Roman"/>
+          <w:sz w:val="20"/>
+          <w:szCs w:val="20"/>
+        </w:rPr>
+        <w:br/>
+      </w:r>
+      <w:r>
+        <w:rPr>
+          <w:rFonts w:ascii="Times New Roman" w:hAnsi="Times New Roman" w:cs="Times New Roman"/>
+          <w:sz w:val="20"/>
+          <w:szCs w:val="20"/>
+        </w:rPr>
+        <w:br/>
+      </w:r>
+      <w:r>
+        <w:rPr>
+          <w:rFonts w:ascii="Times New Roman" w:hAnsi="Times New Roman" w:cs="Times New Roman"/>
+          <w:sz w:val="20"/>
+          <w:szCs w:val="20"/>
+        </w:rPr>
+        <w:br/>
+      </w:r>
+      <w:r>
+        <w:rPr>
+          <w:rFonts w:ascii="Times New Roman" w:hAnsi="Times New Roman" w:cs="Times New Roman"/>
+          <w:sz w:val="20"/>
+          <w:szCs w:val="20"/>
+        </w:rPr>
+        <w:br/>
+      </w:r>
+      <w:r>
+        <w:rPr>
+          <w:rFonts w:ascii="Times New Roman" w:hAnsi="Times New Roman" w:cs="Times New Roman"/>
+          <w:sz w:val="20"/>
+          <w:szCs w:val="20"/>
+        </w:rPr>
+        <w:br/>
+      </w:r>
+      <w:r>
+        <w:rPr>
+          <w:rFonts w:ascii="Times New Roman" w:hAnsi="Times New Roman" w:cs="Times New Roman"/>
+          <w:sz w:val="20"/>
+          <w:szCs w:val="20"/>
+        </w:rPr>
+        <w:br/>
+      </w:r>
+      <w:r>
+        <w:rPr>
+          <w:rFonts w:ascii="Times New Roman" w:hAnsi="Times New Roman" w:cs="Times New Roman"/>
+          <w:sz w:val="20"/>
+          <w:szCs w:val="20"/>
+        </w:rPr>
+        <w:t xml:space="preserve">8. Rental history search </w:t>
+      </w:r>
+      <w:r>
+        <w:rPr>
+          <w:rFonts w:ascii="Times New Roman" w:hAnsi="Times New Roman" w:cs="Times New Roman"/>
+          <w:sz w:val="20"/>
+          <w:szCs w:val="20"/>
+        </w:rPr>
+        <w:br/>
+      </w:r>
+      <w:r>
+        <w:rPr>
+          <w:rFonts w:ascii="Times New Roman" w:hAnsi="Times New Roman" w:cs="Times New Roman"/>
+          <w:sz w:val="20"/>
+          <w:szCs w:val="20"/>
+        </w:rPr>
+        <w:br/>
+      </w:r>
+      <w:r>
+        <w:rPr>
+          <w:rFonts w:ascii="Times New Roman" w:hAnsi="Times New Roman" w:cs="Times New Roman"/>
+          <w:sz w:val="20"/>
+          <w:szCs w:val="20"/>
+        </w:rPr>
+        <w:t>showing</w:t>
+      </w:r>
+      <w:r>
+        <w:rPr>
+          <w:rFonts w:ascii="Times New Roman" w:hAnsi="Times New Roman" w:cs="Times New Roman"/>
+          <w:sz w:val="20"/>
+          <w:szCs w:val="20"/>
+        </w:rPr>
+        <w:t xml:space="preserve"> </w:t>
+      </w:r>
+      <w:r>
+        <w:rPr>
+          <w:rFonts w:ascii="Times New Roman" w:hAnsi="Times New Roman" w:cs="Times New Roman"/>
+          <w:sz w:val="20"/>
+          <w:szCs w:val="20"/>
+        </w:rPr>
+        <w:t xml:space="preserve">results populated </w:t>
+      </w:r>
+      <w:r>
+        <w:rPr>
+          <w:rFonts w:ascii="Times New Roman" w:hAnsi="Times New Roman" w:cs="Times New Roman"/>
+          <w:sz w:val="20"/>
+          <w:szCs w:val="20"/>
+        </w:rPr>
+        <w:br/>
+      </w:r>
+      <w:r>
+        <w:rPr>
+          <w:rFonts w:ascii="Times New Roman" w:hAnsi="Times New Roman" w:cs="Times New Roman"/>
+          <w:sz w:val="20"/>
+          <w:szCs w:val="20"/>
+        </w:rPr>
+        <w:br/>
+      </w:r>
+      <w:r>
+        <w:rPr>
+          <w:rFonts w:ascii="Times New Roman" w:hAnsi="Times New Roman" w:cs="Times New Roman"/>
+          <w:sz w:val="20"/>
+          <w:szCs w:val="20"/>
+        </w:rPr>
+        <w:t>from store_sales</w:t>
+      </w:r>
+      <w:r>
+        <w:rPr>
+          <w:rFonts w:ascii="Times New Roman" w:hAnsi="Times New Roman" w:cs="Times New Roman"/>
+          <w:sz w:val="20"/>
+          <w:szCs w:val="20"/>
+        </w:rPr>
+        <w:t xml:space="preserve"> (filtered </w:t>
+      </w:r>
+      <w:r>
+        <w:rPr>
+          <w:rFonts w:ascii="Times New Roman" w:hAnsi="Times New Roman" w:cs="Times New Roman"/>
+          <w:sz w:val="20"/>
+          <w:szCs w:val="20"/>
+        </w:rPr>
+        <w:br/>
+      </w:r>
+      <w:r>
+        <w:rPr>
+          <w:rFonts w:ascii="Times New Roman" w:hAnsi="Times New Roman" w:cs="Times New Roman"/>
+          <w:sz w:val="20"/>
+          <w:szCs w:val="20"/>
+        </w:rPr>
+        <w:br/>
+        <w:t>by date range to minimize entries)</w:t>
+      </w:r>
+      <w:r>
+        <w:rPr>
+          <w:rFonts w:ascii="Times New Roman" w:hAnsi="Times New Roman" w:cs="Times New Roman"/>
+          <w:sz w:val="20"/>
+          <w:szCs w:val="20"/>
+        </w:rPr>
+        <w:br/>
+      </w:r>
+      <w:r>
+        <w:rPr>
+          <w:rFonts w:ascii="Times New Roman" w:hAnsi="Times New Roman" w:cs="Times New Roman"/>
+          <w:sz w:val="20"/>
+          <w:szCs w:val="20"/>
+        </w:rPr>
+        <w:br/>
+      </w:r>
+      <w:r>
+        <w:rPr>
+          <w:rFonts w:ascii="Times New Roman" w:hAnsi="Times New Roman" w:cs="Times New Roman"/>
+          <w:sz w:val="20"/>
+          <w:szCs w:val="20"/>
+        </w:rPr>
+        <w:br/>
+      </w:r>
+      <w:r>
+        <w:rPr>
+          <w:rFonts w:ascii="Times New Roman" w:hAnsi="Times New Roman" w:cs="Times New Roman"/>
+          <w:sz w:val="20"/>
+          <w:szCs w:val="20"/>
+        </w:rPr>
+        <w:br/>
+      </w:r>
+      <w:r>
+        <w:rPr>
+          <w:rFonts w:ascii="Times New Roman" w:hAnsi="Times New Roman" w:cs="Times New Roman"/>
+          <w:sz w:val="20"/>
+          <w:szCs w:val="20"/>
+        </w:rPr>
+        <w:br/>
+      </w:r>
+      <w:r>
+        <w:rPr>
+          <w:rFonts w:ascii="Times New Roman" w:hAnsi="Times New Roman" w:cs="Times New Roman"/>
+          <w:sz w:val="20"/>
+          <w:szCs w:val="20"/>
+        </w:rPr>
+        <w:br/>
+      </w:r>
+      <w:r>
+        <w:rPr>
+          <w:rFonts w:ascii="Times New Roman" w:hAnsi="Times New Roman" w:cs="Times New Roman"/>
+          <w:sz w:val="20"/>
+          <w:szCs w:val="20"/>
+        </w:rPr>
+        <w:br/>
+      </w:r>
+      <w:r>
+        <w:rPr>
+          <w:rFonts w:ascii="Times New Roman" w:hAnsi="Times New Roman" w:cs="Times New Roman"/>
+          <w:sz w:val="20"/>
+          <w:szCs w:val="20"/>
+        </w:rPr>
+        <w:br/>
+      </w:r>
+      <w:r>
+        <w:rPr>
+          <w:rFonts w:ascii="Times New Roman" w:hAnsi="Times New Roman" w:cs="Times New Roman"/>
+          <w:sz w:val="20"/>
+          <w:szCs w:val="20"/>
+        </w:rPr>
+        <w:br/>
+      </w:r>
+      <w:r>
+        <w:rPr>
+          <w:rFonts w:ascii="Times New Roman" w:hAnsi="Times New Roman" w:cs="Times New Roman"/>
+          <w:sz w:val="20"/>
+          <w:szCs w:val="20"/>
+        </w:rPr>
+        <w:br/>
+      </w:r>
+      <w:r>
+        <w:rPr>
+          <w:rFonts w:ascii="Times New Roman" w:hAnsi="Times New Roman" w:cs="Times New Roman"/>
+          <w:sz w:val="20"/>
+          <w:szCs w:val="20"/>
+        </w:rPr>
+        <w:br/>
+      </w:r>
+      <w:r>
+        <w:rPr>
+          <w:rFonts w:ascii="Times New Roman" w:hAnsi="Times New Roman" w:cs="Times New Roman"/>
+          <w:sz w:val="20"/>
+          <w:szCs w:val="20"/>
+        </w:rPr>
+        <w:br/>
+      </w:r>
+      <w:r>
+        <w:rPr>
+          <w:rFonts w:ascii="Times New Roman" w:hAnsi="Times New Roman" w:cs="Times New Roman"/>
+          <w:noProof/>
+          <w:sz w:val="20"/>
+          <w:szCs w:val="20"/>
+        </w:rPr>
+        <w:drawing>
+          <wp:anchor distT="0" distB="0" distL="114300" distR="114300" simplePos="0" relativeHeight="251670528" behindDoc="0" locked="0" layoutInCell="1" allowOverlap="1" wp14:anchorId="46C863EF" wp14:editId="0D45CD76">
+            <wp:simplePos x="0" y="0"/>
+            <wp:positionH relativeFrom="column">
+              <wp:posOffset>3776345</wp:posOffset>
+            </wp:positionH>
+            <wp:positionV relativeFrom="paragraph">
+              <wp:posOffset>2448560</wp:posOffset>
+            </wp:positionV>
+            <wp:extent cx="1609090" cy="2125345"/>
+            <wp:effectExtent l="0" t="0" r="0" b="8255"/>
+            <wp:wrapSquare wrapText="bothSides"/>
+            <wp:docPr id="895227816" name="Picture 1"/>
+            <wp:cNvGraphicFramePr>
+              <a:graphicFrameLocks xmlns:a="http://schemas.openxmlformats.org/drawingml/2006/main" noChangeAspect="1"/>
+            </wp:cNvGraphicFramePr>
+            <a:graphic xmlns:a="http://schemas.openxmlformats.org/drawingml/2006/main">
+              <a:graphicData uri="http://schemas.openxmlformats.org/drawingml/2006/picture">
+                <pic:pic xmlns:pic="http://schemas.openxmlformats.org/drawingml/2006/picture">
+                  <pic:nvPicPr>
+                    <pic:cNvPr id="895227816" name=""/>
+                    <pic:cNvPicPr/>
+                  </pic:nvPicPr>
+                  <pic:blipFill>
+                    <a:blip r:embed="rId16">
+                      <a:extLst>
+                        <a:ext uri="{28A0092B-C50C-407E-A947-70E740481C1C}">
+                          <a14:useLocalDpi xmlns:a14="http://schemas.microsoft.com/office/drawing/2010/main" val="0"/>
+                        </a:ext>
+                      </a:extLst>
+                    </a:blip>
+                    <a:stretch>
+                      <a:fillRect/>
+                    </a:stretch>
+                  </pic:blipFill>
+                  <pic:spPr>
+                    <a:xfrm>
+                      <a:off x="0" y="0"/>
+                      <a:ext cx="1609090" cy="2125345"/>
+                    </a:xfrm>
+                    <a:prstGeom prst="rect">
+                      <a:avLst/>
+                    </a:prstGeom>
+                  </pic:spPr>
+                </pic:pic>
+              </a:graphicData>
+            </a:graphic>
+            <wp14:sizeRelH relativeFrom="page">
+              <wp14:pctWidth>0</wp14:pctWidth>
+            </wp14:sizeRelH>
+            <wp14:sizeRelV relativeFrom="page">
+              <wp14:pctHeight>0</wp14:pctHeight>
+            </wp14:sizeRelV>
+          </wp:anchor>
+        </w:drawing>
+      </w:r>
+      <w:r>
+        <w:rPr>
+          <w:rFonts w:ascii="Times New Roman" w:hAnsi="Times New Roman" w:cs="Times New Roman"/>
+          <w:noProof/>
+          <w:sz w:val="20"/>
+          <w:szCs w:val="20"/>
+        </w:rPr>
+        <w:drawing>
+          <wp:anchor distT="0" distB="0" distL="114300" distR="114300" simplePos="0" relativeHeight="251669504" behindDoc="0" locked="0" layoutInCell="1" allowOverlap="1" wp14:anchorId="4F68A87D" wp14:editId="6EA8002B">
+            <wp:simplePos x="0" y="0"/>
+            <wp:positionH relativeFrom="column">
+              <wp:posOffset>1200150</wp:posOffset>
+            </wp:positionH>
+            <wp:positionV relativeFrom="paragraph">
+              <wp:posOffset>2480310</wp:posOffset>
+            </wp:positionV>
+            <wp:extent cx="2484755" cy="2093595"/>
+            <wp:effectExtent l="0" t="0" r="0" b="1905"/>
+            <wp:wrapSquare wrapText="bothSides"/>
+            <wp:docPr id="1686466040" name="Picture 1"/>
+            <wp:cNvGraphicFramePr>
+              <a:graphicFrameLocks xmlns:a="http://schemas.openxmlformats.org/drawingml/2006/main" noChangeAspect="1"/>
+            </wp:cNvGraphicFramePr>
+            <a:graphic xmlns:a="http://schemas.openxmlformats.org/drawingml/2006/main">
+              <a:graphicData uri="http://schemas.openxmlformats.org/drawingml/2006/picture">
+                <pic:pic xmlns:pic="http://schemas.openxmlformats.org/drawingml/2006/picture">
+                  <pic:nvPicPr>
+                    <pic:cNvPr id="1686466040" name=""/>
+                    <pic:cNvPicPr/>
+                  </pic:nvPicPr>
+                  <pic:blipFill>
+                    <a:blip r:embed="rId17">
+                      <a:extLst>
+                        <a:ext uri="{28A0092B-C50C-407E-A947-70E740481C1C}">
+                          <a14:useLocalDpi xmlns:a14="http://schemas.microsoft.com/office/drawing/2010/main" val="0"/>
+                        </a:ext>
+                      </a:extLst>
+                    </a:blip>
+                    <a:stretch>
+                      <a:fillRect/>
+                    </a:stretch>
+                  </pic:blipFill>
+                  <pic:spPr>
+                    <a:xfrm>
+                      <a:off x="0" y="0"/>
+                      <a:ext cx="2484755" cy="2093595"/>
+                    </a:xfrm>
+                    <a:prstGeom prst="rect">
+                      <a:avLst/>
+                    </a:prstGeom>
+                  </pic:spPr>
+                </pic:pic>
+              </a:graphicData>
+            </a:graphic>
+            <wp14:sizeRelH relativeFrom="margin">
+              <wp14:pctWidth>0</wp14:pctWidth>
+            </wp14:sizeRelH>
+            <wp14:sizeRelV relativeFrom="margin">
+              <wp14:pctHeight>0</wp14:pctHeight>
+            </wp14:sizeRelV>
+          </wp:anchor>
+        </w:drawing>
+      </w:r>
+      <w:r>
+        <w:rPr>
+          <w:rFonts w:ascii="Times New Roman" w:hAnsi="Times New Roman" w:cs="Times New Roman"/>
+          <w:sz w:val="20"/>
+          <w:szCs w:val="20"/>
+        </w:rPr>
+        <w:br/>
+      </w:r>
+      <w:r>
+        <w:rPr>
+          <w:rFonts w:ascii="Times New Roman" w:hAnsi="Times New Roman" w:cs="Times New Roman"/>
+          <w:sz w:val="20"/>
+          <w:szCs w:val="20"/>
+        </w:rPr>
+        <w:br/>
+      </w:r>
+      <w:r>
+        <w:rPr>
+          <w:rFonts w:ascii="Times New Roman" w:hAnsi="Times New Roman" w:cs="Times New Roman"/>
+          <w:sz w:val="20"/>
+          <w:szCs w:val="20"/>
+        </w:rPr>
+        <w:br/>
+      </w:r>
+      <w:r>
+        <w:rPr>
+          <w:rFonts w:ascii="Times New Roman" w:hAnsi="Times New Roman" w:cs="Times New Roman"/>
+          <w:sz w:val="20"/>
+          <w:szCs w:val="20"/>
+        </w:rPr>
+        <w:br/>
+      </w:r>
+      <w:r>
+        <w:rPr>
+          <w:rFonts w:ascii="Times New Roman" w:hAnsi="Times New Roman" w:cs="Times New Roman"/>
+          <w:sz w:val="20"/>
+          <w:szCs w:val="20"/>
+        </w:rPr>
+        <w:br/>
+      </w:r>
+      <w:r>
+        <w:rPr>
+          <w:rFonts w:ascii="Times New Roman" w:hAnsi="Times New Roman" w:cs="Times New Roman"/>
+          <w:sz w:val="20"/>
+          <w:szCs w:val="20"/>
+        </w:rPr>
+        <w:br/>
+      </w:r>
+      <w:r>
+        <w:rPr>
+          <w:rFonts w:ascii="Times New Roman" w:hAnsi="Times New Roman" w:cs="Times New Roman"/>
+          <w:sz w:val="20"/>
+          <w:szCs w:val="20"/>
+        </w:rPr>
+        <w:br/>
+      </w:r>
+      <w:r>
+        <w:rPr>
+          <w:rFonts w:ascii="Times New Roman" w:hAnsi="Times New Roman" w:cs="Times New Roman"/>
+          <w:sz w:val="20"/>
+          <w:szCs w:val="20"/>
+        </w:rPr>
+        <w:br/>
+      </w:r>
+      <w:r>
+        <w:rPr>
+          <w:rFonts w:ascii="Times New Roman" w:hAnsi="Times New Roman" w:cs="Times New Roman"/>
+          <w:sz w:val="20"/>
+          <w:szCs w:val="20"/>
+        </w:rPr>
+        <w:br/>
+      </w:r>
+      <w:r>
+        <w:rPr>
+          <w:rFonts w:ascii="Times New Roman" w:hAnsi="Times New Roman" w:cs="Times New Roman"/>
+          <w:sz w:val="20"/>
+          <w:szCs w:val="20"/>
+        </w:rPr>
+        <w:br/>
+      </w:r>
+      <w:r>
+        <w:rPr>
+          <w:rFonts w:ascii="Times New Roman" w:hAnsi="Times New Roman" w:cs="Times New Roman"/>
+          <w:sz w:val="20"/>
+          <w:szCs w:val="20"/>
+        </w:rPr>
+        <w:br/>
+      </w:r>
+      <w:r>
+        <w:rPr>
+          <w:rFonts w:ascii="Times New Roman" w:hAnsi="Times New Roman" w:cs="Times New Roman"/>
+          <w:sz w:val="20"/>
+          <w:szCs w:val="20"/>
+        </w:rPr>
+        <w:br/>
+      </w:r>
+      <w:r>
+        <w:rPr>
+          <w:rFonts w:ascii="Times New Roman" w:hAnsi="Times New Roman" w:cs="Times New Roman"/>
+          <w:sz w:val="20"/>
+          <w:szCs w:val="20"/>
+        </w:rPr>
+        <w:t xml:space="preserve">9. Add customer to </w:t>
+      </w:r>
+      <w:r>
+        <w:rPr>
+          <w:rFonts w:ascii="Times New Roman" w:hAnsi="Times New Roman" w:cs="Times New Roman"/>
+          <w:sz w:val="20"/>
+          <w:szCs w:val="20"/>
+        </w:rPr>
+        <w:br/>
+      </w:r>
+      <w:r>
+        <w:rPr>
+          <w:rFonts w:ascii="Times New Roman" w:hAnsi="Times New Roman" w:cs="Times New Roman"/>
+          <w:sz w:val="20"/>
+          <w:szCs w:val="20"/>
+        </w:rPr>
+        <w:br/>
+      </w:r>
+      <w:r>
+        <w:rPr>
+          <w:rFonts w:ascii="Times New Roman" w:hAnsi="Times New Roman" w:cs="Times New Roman"/>
+          <w:sz w:val="20"/>
+          <w:szCs w:val="20"/>
+        </w:rPr>
+        <w:t xml:space="preserve">waitlist, search </w:t>
+      </w:r>
+      <w:r>
+        <w:rPr>
+          <w:rFonts w:ascii="Times New Roman" w:hAnsi="Times New Roman" w:cs="Times New Roman"/>
+          <w:sz w:val="20"/>
+          <w:szCs w:val="20"/>
+        </w:rPr>
+        <w:br/>
+      </w:r>
+      <w:r>
+        <w:rPr>
+          <w:rFonts w:ascii="Times New Roman" w:hAnsi="Times New Roman" w:cs="Times New Roman"/>
+          <w:sz w:val="20"/>
+          <w:szCs w:val="20"/>
+        </w:rPr>
+        <w:br/>
+      </w:r>
+      <w:r>
+        <w:rPr>
+          <w:rFonts w:ascii="Times New Roman" w:hAnsi="Times New Roman" w:cs="Times New Roman"/>
+          <w:sz w:val="20"/>
+          <w:szCs w:val="20"/>
+        </w:rPr>
+        <w:t>waitlist</w:t>
+      </w:r>
+      <w:r>
+        <w:rPr>
+          <w:rFonts w:ascii="Times New Roman" w:hAnsi="Times New Roman" w:cs="Times New Roman"/>
+          <w:sz w:val="20"/>
+          <w:szCs w:val="20"/>
+        </w:rPr>
+        <w:br/>
+      </w:r>
+      <w:r>
+        <w:rPr>
+          <w:rFonts w:ascii="Times New Roman" w:hAnsi="Times New Roman" w:cs="Times New Roman"/>
+          <w:sz w:val="20"/>
+          <w:szCs w:val="20"/>
+        </w:rPr>
+        <w:br/>
+      </w:r>
+      <w:r>
+        <w:rPr>
+          <w:rFonts w:ascii="Times New Roman" w:hAnsi="Times New Roman" w:cs="Times New Roman"/>
+          <w:sz w:val="20"/>
+          <w:szCs w:val="20"/>
+        </w:rPr>
+        <w:br/>
+      </w:r>
+      <w:r>
+        <w:rPr>
+          <w:rFonts w:ascii="Times New Roman" w:hAnsi="Times New Roman" w:cs="Times New Roman"/>
+          <w:sz w:val="20"/>
+          <w:szCs w:val="20"/>
+        </w:rPr>
+        <w:br/>
+      </w:r>
+      <w:r>
+        <w:rPr>
+          <w:rFonts w:ascii="Times New Roman" w:hAnsi="Times New Roman" w:cs="Times New Roman"/>
+          <w:sz w:val="20"/>
+          <w:szCs w:val="20"/>
+        </w:rPr>
+        <w:br/>
+      </w:r>
+      <w:r>
+        <w:rPr>
+          <w:rFonts w:ascii="Times New Roman" w:hAnsi="Times New Roman" w:cs="Times New Roman"/>
+          <w:sz w:val="20"/>
+          <w:szCs w:val="20"/>
+        </w:rPr>
+        <w:br/>
+      </w:r>
+      <w:r>
+        <w:rPr>
+          <w:rFonts w:ascii="Times New Roman" w:hAnsi="Times New Roman" w:cs="Times New Roman"/>
+          <w:sz w:val="20"/>
+          <w:szCs w:val="20"/>
+        </w:rPr>
+        <w:br/>
+      </w:r>
+      <w:r>
+        <w:rPr>
+          <w:rFonts w:ascii="Times New Roman" w:hAnsi="Times New Roman" w:cs="Times New Roman"/>
+          <w:sz w:val="20"/>
+          <w:szCs w:val="20"/>
+        </w:rPr>
+        <w:br/>
+      </w:r>
+      <w:r>
+        <w:rPr>
+          <w:rFonts w:ascii="Times New Roman" w:hAnsi="Times New Roman" w:cs="Times New Roman"/>
+          <w:sz w:val="20"/>
+          <w:szCs w:val="20"/>
+        </w:rPr>
+        <w:br/>
+      </w:r>
+      <w:r>
+        <w:rPr>
+          <w:rFonts w:ascii="Times New Roman" w:hAnsi="Times New Roman" w:cs="Times New Roman"/>
+          <w:sz w:val="20"/>
+          <w:szCs w:val="20"/>
+        </w:rPr>
+        <w:br/>
+      </w:r>
+      <w:r>
+        <w:rPr>
+          <w:rFonts w:ascii="Times New Roman" w:hAnsi="Times New Roman" w:cs="Times New Roman"/>
+          <w:sz w:val="20"/>
+          <w:szCs w:val="20"/>
+        </w:rPr>
+        <w:br/>
+      </w:r>
+      <w:r>
+        <w:rPr>
+          <w:rFonts w:ascii="Times New Roman" w:hAnsi="Times New Roman" w:cs="Times New Roman"/>
+          <w:sz w:val="20"/>
+          <w:szCs w:val="20"/>
+        </w:rPr>
+        <w:br/>
+      </w:r>
+      <w:r>
+        <w:rPr>
+          <w:rFonts w:ascii="Times New Roman" w:hAnsi="Times New Roman" w:cs="Times New Roman"/>
+          <w:sz w:val="20"/>
+          <w:szCs w:val="20"/>
+        </w:rPr>
+        <w:br/>
+      </w:r>
+      <w:r>
+        <w:rPr>
+          <w:rFonts w:ascii="Times New Roman" w:hAnsi="Times New Roman" w:cs="Times New Roman"/>
+          <w:sz w:val="20"/>
+          <w:szCs w:val="20"/>
+        </w:rPr>
+        <w:br/>
+      </w:r>
+      <w:r>
+        <w:rPr>
+          <w:rFonts w:ascii="Times New Roman" w:hAnsi="Times New Roman" w:cs="Times New Roman"/>
+          <w:sz w:val="20"/>
+          <w:szCs w:val="20"/>
+        </w:rPr>
+        <w:br/>
+      </w:r>
+      <w:r>
+        <w:rPr>
+          <w:rFonts w:ascii="Times New Roman" w:hAnsi="Times New Roman" w:cs="Times New Roman"/>
+          <w:sz w:val="20"/>
+          <w:szCs w:val="20"/>
+        </w:rPr>
+        <w:br/>
+      </w:r>
+      <w:r>
+        <w:rPr>
+          <w:rFonts w:ascii="Times New Roman" w:hAnsi="Times New Roman" w:cs="Times New Roman"/>
+          <w:sz w:val="20"/>
+          <w:szCs w:val="20"/>
+        </w:rPr>
+        <w:br/>
+      </w:r>
+      <w:r>
+        <w:rPr>
+          <w:rFonts w:ascii="Times New Roman" w:hAnsi="Times New Roman" w:cs="Times New Roman"/>
+          <w:sz w:val="20"/>
+          <w:szCs w:val="20"/>
+        </w:rPr>
+        <w:br/>
+      </w:r>
+      <w:r>
+        <w:rPr>
+          <w:rFonts w:ascii="Times New Roman" w:hAnsi="Times New Roman" w:cs="Times New Roman"/>
+          <w:sz w:val="20"/>
+          <w:szCs w:val="20"/>
+        </w:rPr>
+        <w:br/>
+      </w:r>
+      <w:r>
+        <w:rPr>
+          <w:rFonts w:ascii="Times New Roman" w:hAnsi="Times New Roman" w:cs="Times New Roman"/>
+          <w:sz w:val="20"/>
+          <w:szCs w:val="20"/>
+        </w:rPr>
+        <w:br/>
+      </w:r>
+      <w:r>
+        <w:rPr>
+          <w:rFonts w:ascii="Times New Roman" w:hAnsi="Times New Roman" w:cs="Times New Roman"/>
+          <w:sz w:val="20"/>
+          <w:szCs w:val="20"/>
+        </w:rPr>
+        <w:br/>
+      </w:r>
+      <w:r>
+        <w:rPr>
+          <w:rFonts w:ascii="Times New Roman" w:hAnsi="Times New Roman" w:cs="Times New Roman"/>
+          <w:sz w:val="20"/>
+          <w:szCs w:val="20"/>
+        </w:rPr>
+        <w:br/>
+      </w:r>
+      <w:r>
+        <w:rPr>
+          <w:rFonts w:ascii="Times New Roman" w:hAnsi="Times New Roman" w:cs="Times New Roman"/>
+          <w:sz w:val="20"/>
+          <w:szCs w:val="20"/>
+        </w:rPr>
+        <w:br/>
+      </w:r>
+      <w:r>
+        <w:rPr>
+          <w:rFonts w:ascii="Times New Roman" w:hAnsi="Times New Roman" w:cs="Times New Roman"/>
+          <w:noProof/>
+          <w:sz w:val="20"/>
+          <w:szCs w:val="20"/>
+        </w:rPr>
+        <w:drawing>
+          <wp:anchor distT="0" distB="0" distL="114300" distR="114300" simplePos="0" relativeHeight="251671552" behindDoc="0" locked="0" layoutInCell="1" allowOverlap="1" wp14:anchorId="09FC9B1E" wp14:editId="5C587053">
+            <wp:simplePos x="0" y="0"/>
+            <wp:positionH relativeFrom="column">
+              <wp:posOffset>1739749</wp:posOffset>
+            </wp:positionH>
+            <wp:positionV relativeFrom="paragraph">
+              <wp:posOffset>4829468</wp:posOffset>
+            </wp:positionV>
+            <wp:extent cx="1576070" cy="3397250"/>
+            <wp:effectExtent l="0" t="0" r="5080" b="0"/>
+            <wp:wrapSquare wrapText="bothSides"/>
+            <wp:docPr id="817276855" name="Picture 1"/>
+            <wp:cNvGraphicFramePr>
+              <a:graphicFrameLocks xmlns:a="http://schemas.openxmlformats.org/drawingml/2006/main" noChangeAspect="1"/>
+            </wp:cNvGraphicFramePr>
+            <a:graphic xmlns:a="http://schemas.openxmlformats.org/drawingml/2006/main">
+              <a:graphicData uri="http://schemas.openxmlformats.org/drawingml/2006/picture">
+                <pic:pic xmlns:pic="http://schemas.openxmlformats.org/drawingml/2006/picture">
+                  <pic:nvPicPr>
+                    <pic:cNvPr id="817276855" name=""/>
+                    <pic:cNvPicPr/>
+                  </pic:nvPicPr>
+                  <pic:blipFill>
+                    <a:blip r:embed="rId18">
+                      <a:extLst>
+                        <a:ext uri="{28A0092B-C50C-407E-A947-70E740481C1C}">
+                          <a14:useLocalDpi xmlns:a14="http://schemas.microsoft.com/office/drawing/2010/main" val="0"/>
+                        </a:ext>
+                      </a:extLst>
+                    </a:blip>
+                    <a:stretch>
+                      <a:fillRect/>
+                    </a:stretch>
+                  </pic:blipFill>
+                  <pic:spPr>
+                    <a:xfrm>
+                      <a:off x="0" y="0"/>
+                      <a:ext cx="1576070" cy="3397250"/>
+                    </a:xfrm>
+                    <a:prstGeom prst="rect">
+                      <a:avLst/>
+                    </a:prstGeom>
+                  </pic:spPr>
+                </pic:pic>
+              </a:graphicData>
+            </a:graphic>
+            <wp14:sizeRelH relativeFrom="page">
+              <wp14:pctWidth>0</wp14:pctWidth>
+            </wp14:sizeRelH>
+            <wp14:sizeRelV relativeFrom="page">
+              <wp14:pctHeight>0</wp14:pctHeight>
+            </wp14:sizeRelV>
+          </wp:anchor>
+        </w:drawing>
+      </w:r>
+      <w:r>
+        <w:rPr>
+          <w:rFonts w:ascii="Times New Roman" w:hAnsi="Times New Roman" w:cs="Times New Roman"/>
+          <w:sz w:val="20"/>
+          <w:szCs w:val="20"/>
+        </w:rPr>
+        <w:br/>
+      </w:r>
+      <w:r>
+        <w:rPr>
+          <w:rFonts w:ascii="Times New Roman" w:hAnsi="Times New Roman" w:cs="Times New Roman"/>
+          <w:sz w:val="20"/>
+          <w:szCs w:val="20"/>
+        </w:rPr>
+        <w:br/>
+      </w:r>
+      <w:r>
+        <w:rPr>
+          <w:rFonts w:ascii="Times New Roman" w:hAnsi="Times New Roman" w:cs="Times New Roman"/>
+          <w:sz w:val="20"/>
+          <w:szCs w:val="20"/>
+        </w:rPr>
+        <w:br/>
+      </w:r>
+      <w:r>
+        <w:rPr>
+          <w:rFonts w:ascii="Times New Roman" w:hAnsi="Times New Roman" w:cs="Times New Roman"/>
+          <w:sz w:val="20"/>
+          <w:szCs w:val="20"/>
+        </w:rPr>
+        <w:br/>
+      </w:r>
+      <w:r>
+        <w:rPr>
+          <w:rFonts w:ascii="Times New Roman" w:hAnsi="Times New Roman" w:cs="Times New Roman"/>
+          <w:sz w:val="20"/>
+          <w:szCs w:val="20"/>
+        </w:rPr>
+        <w:br/>
+      </w:r>
+      <w:r>
+        <w:rPr>
+          <w:rFonts w:ascii="Times New Roman" w:hAnsi="Times New Roman" w:cs="Times New Roman"/>
+          <w:sz w:val="20"/>
+          <w:szCs w:val="20"/>
+        </w:rPr>
+        <w:br/>
+      </w:r>
+      <w:r>
+        <w:rPr>
+          <w:rFonts w:ascii="Times New Roman" w:hAnsi="Times New Roman" w:cs="Times New Roman"/>
+          <w:sz w:val="20"/>
+          <w:szCs w:val="20"/>
+        </w:rPr>
+        <w:br/>
+      </w:r>
+      <w:r>
+        <w:rPr>
+          <w:rFonts w:ascii="Times New Roman" w:hAnsi="Times New Roman" w:cs="Times New Roman"/>
+          <w:sz w:val="20"/>
+          <w:szCs w:val="20"/>
+        </w:rPr>
+        <w:br/>
+      </w:r>
+      <w:r>
+        <w:rPr>
+          <w:rFonts w:ascii="Times New Roman" w:hAnsi="Times New Roman" w:cs="Times New Roman"/>
+          <w:sz w:val="20"/>
+          <w:szCs w:val="20"/>
+        </w:rPr>
+        <w:br/>
+      </w:r>
+      <w:r>
+        <w:rPr>
+          <w:rFonts w:ascii="Times New Roman" w:hAnsi="Times New Roman" w:cs="Times New Roman"/>
+          <w:sz w:val="20"/>
+          <w:szCs w:val="20"/>
+        </w:rPr>
+        <w:br/>
+      </w:r>
+      <w:r>
+        <w:rPr>
+          <w:rFonts w:ascii="Times New Roman" w:hAnsi="Times New Roman" w:cs="Times New Roman"/>
+          <w:sz w:val="20"/>
+          <w:szCs w:val="20"/>
+        </w:rPr>
+        <w:br/>
+      </w:r>
+      <w:r>
+        <w:rPr>
+          <w:rFonts w:ascii="Times New Roman" w:hAnsi="Times New Roman" w:cs="Times New Roman"/>
+          <w:sz w:val="20"/>
+          <w:szCs w:val="20"/>
+        </w:rPr>
+        <w:br/>
+      </w:r>
+      <w:r>
+        <w:rPr>
+          <w:rFonts w:ascii="Times New Roman" w:hAnsi="Times New Roman" w:cs="Times New Roman"/>
+          <w:sz w:val="20"/>
+          <w:szCs w:val="20"/>
+        </w:rPr>
+        <w:t xml:space="preserve">10. </w:t>
+      </w:r>
+      <w:r>
+        <w:rPr>
+          <w:rFonts w:ascii="Times New Roman" w:hAnsi="Times New Roman" w:cs="Times New Roman"/>
+          <w:sz w:val="20"/>
+          <w:szCs w:val="20"/>
+        </w:rPr>
+        <w:t xml:space="preserve">Add a new item, then </w:t>
+      </w:r>
+      <w:r>
+        <w:rPr>
+          <w:rFonts w:ascii="Times New Roman" w:hAnsi="Times New Roman" w:cs="Times New Roman"/>
+          <w:sz w:val="20"/>
+          <w:szCs w:val="20"/>
+        </w:rPr>
+        <w:br/>
+      </w:r>
+      <w:r>
+        <w:rPr>
+          <w:rFonts w:ascii="Times New Roman" w:hAnsi="Times New Roman" w:cs="Times New Roman"/>
+          <w:sz w:val="20"/>
+          <w:szCs w:val="20"/>
+        </w:rPr>
+        <w:br/>
+      </w:r>
+      <w:r>
+        <w:rPr>
+          <w:rFonts w:ascii="Times New Roman" w:hAnsi="Times New Roman" w:cs="Times New Roman"/>
+          <w:sz w:val="20"/>
+          <w:szCs w:val="20"/>
+        </w:rPr>
+        <w:t xml:space="preserve">      </w:t>
+      </w:r>
+      <w:r>
+        <w:rPr>
+          <w:rFonts w:ascii="Times New Roman" w:hAnsi="Times New Roman" w:cs="Times New Roman"/>
+          <w:sz w:val="20"/>
+          <w:szCs w:val="20"/>
+        </w:rPr>
+        <w:t xml:space="preserve">duplicate </w:t>
+      </w:r>
+      <w:r>
+        <w:rPr>
+          <w:rFonts w:ascii="Times New Roman" w:hAnsi="Times New Roman" w:cs="Times New Roman"/>
+          <w:sz w:val="20"/>
+          <w:szCs w:val="20"/>
+        </w:rPr>
+        <w:t xml:space="preserve">ID </w:t>
+      </w:r>
+      <w:r>
+        <w:rPr>
+          <w:rFonts w:ascii="Times New Roman" w:hAnsi="Times New Roman" w:cs="Times New Roman"/>
+          <w:sz w:val="20"/>
+          <w:szCs w:val="20"/>
+        </w:rPr>
+        <w:t>rejection</w:t>
+      </w:r>
+      <w:r>
+        <w:rPr>
+          <w:rFonts w:ascii="Times New Roman" w:hAnsi="Times New Roman" w:cs="Times New Roman"/>
+          <w:sz w:val="20"/>
+          <w:szCs w:val="20"/>
+        </w:rPr>
+        <w:br/>
+      </w:r>
+      <w:r>
+        <w:rPr>
+          <w:rFonts w:ascii="Times New Roman" w:hAnsi="Times New Roman" w:cs="Times New Roman"/>
+          <w:sz w:val="20"/>
+          <w:szCs w:val="20"/>
+        </w:rPr>
+        <w:br/>
+      </w:r>
+      <w:r>
+        <w:rPr>
+          <w:rFonts w:ascii="Times New Roman" w:hAnsi="Times New Roman" w:cs="Times New Roman"/>
+          <w:sz w:val="20"/>
+          <w:szCs w:val="20"/>
+        </w:rPr>
+        <w:br/>
+      </w:r>
+      <w:r>
+        <w:rPr>
+          <w:rFonts w:ascii="Times New Roman" w:hAnsi="Times New Roman" w:cs="Times New Roman"/>
+          <w:sz w:val="20"/>
+          <w:szCs w:val="20"/>
+        </w:rPr>
+        <w:br/>
+      </w:r>
+      <w:r>
+        <w:rPr>
+          <w:rFonts w:ascii="Times New Roman" w:hAnsi="Times New Roman" w:cs="Times New Roman"/>
+          <w:sz w:val="20"/>
+          <w:szCs w:val="20"/>
+        </w:rPr>
+        <w:br/>
+      </w:r>
+      <w:r>
+        <w:rPr>
+          <w:rFonts w:ascii="Times New Roman" w:hAnsi="Times New Roman" w:cs="Times New Roman"/>
+          <w:sz w:val="20"/>
+          <w:szCs w:val="20"/>
+        </w:rPr>
+        <w:br/>
+      </w:r>
+      <w:r>
+        <w:rPr>
+          <w:rFonts w:ascii="Times New Roman" w:hAnsi="Times New Roman" w:cs="Times New Roman"/>
+          <w:sz w:val="20"/>
+          <w:szCs w:val="20"/>
+        </w:rPr>
+        <w:br/>
+      </w:r>
+      <w:r>
+        <w:rPr>
+          <w:rFonts w:ascii="Times New Roman" w:hAnsi="Times New Roman" w:cs="Times New Roman"/>
+          <w:sz w:val="20"/>
+          <w:szCs w:val="20"/>
+        </w:rPr>
+        <w:br/>
+      </w:r>
+      <w:r>
+        <w:rPr>
+          <w:rFonts w:ascii="Times New Roman" w:hAnsi="Times New Roman" w:cs="Times New Roman"/>
+          <w:sz w:val="20"/>
+          <w:szCs w:val="20"/>
+        </w:rPr>
+        <w:br/>
+      </w:r>
+      <w:r>
+        <w:rPr>
+          <w:rFonts w:ascii="Times New Roman" w:hAnsi="Times New Roman" w:cs="Times New Roman"/>
+          <w:sz w:val="20"/>
+          <w:szCs w:val="20"/>
+        </w:rPr>
+        <w:br/>
+      </w:r>
+      <w:r>
+        <w:rPr>
+          <w:rFonts w:ascii="Times New Roman" w:hAnsi="Times New Roman" w:cs="Times New Roman"/>
+          <w:sz w:val="20"/>
+          <w:szCs w:val="20"/>
+        </w:rPr>
+        <w:br/>
+      </w:r>
+      <w:r>
+        <w:rPr>
+          <w:rFonts w:ascii="Times New Roman" w:hAnsi="Times New Roman" w:cs="Times New Roman"/>
+          <w:sz w:val="20"/>
+          <w:szCs w:val="20"/>
+        </w:rPr>
+        <w:br/>
+      </w:r>
+      <w:r>
+        <w:rPr>
+          <w:rFonts w:ascii="Times New Roman" w:hAnsi="Times New Roman" w:cs="Times New Roman"/>
+          <w:sz w:val="20"/>
+          <w:szCs w:val="20"/>
+        </w:rPr>
+        <w:br/>
+      </w:r>
+      <w:r>
+        <w:rPr>
+          <w:rFonts w:ascii="Times New Roman" w:hAnsi="Times New Roman" w:cs="Times New Roman"/>
+          <w:sz w:val="20"/>
+          <w:szCs w:val="20"/>
+        </w:rPr>
+        <w:br/>
+      </w:r>
+      <w:r>
+        <w:rPr>
+          <w:rFonts w:ascii="Times New Roman" w:hAnsi="Times New Roman" w:cs="Times New Roman"/>
+          <w:sz w:val="20"/>
+          <w:szCs w:val="20"/>
+        </w:rPr>
+        <w:br/>
+      </w:r>
+      <w:r>
+        <w:rPr>
+          <w:rFonts w:ascii="Times New Roman" w:hAnsi="Times New Roman" w:cs="Times New Roman"/>
+          <w:sz w:val="20"/>
+          <w:szCs w:val="20"/>
+        </w:rPr>
+        <w:br/>
+      </w:r>
+      <w:r>
+        <w:rPr>
+          <w:rFonts w:ascii="Times New Roman" w:hAnsi="Times New Roman" w:cs="Times New Roman"/>
+          <w:sz w:val="20"/>
+          <w:szCs w:val="20"/>
+        </w:rPr>
+        <w:br/>
+      </w:r>
+      <w:r>
+        <w:rPr>
+          <w:rFonts w:ascii="Times New Roman" w:hAnsi="Times New Roman" w:cs="Times New Roman"/>
+          <w:sz w:val="20"/>
+          <w:szCs w:val="20"/>
+        </w:rPr>
+        <w:br/>
+      </w:r>
+      <w:r>
+        <w:rPr>
+          <w:rFonts w:ascii="Times New Roman" w:hAnsi="Times New Roman" w:cs="Times New Roman"/>
+          <w:sz w:val="20"/>
+          <w:szCs w:val="20"/>
+        </w:rPr>
+        <w:br/>
+      </w:r>
+      <w:r>
+        <w:rPr>
+          <w:rFonts w:ascii="Times New Roman" w:hAnsi="Times New Roman" w:cs="Times New Roman"/>
+          <w:sz w:val="20"/>
+          <w:szCs w:val="20"/>
+        </w:rPr>
+        <w:br/>
+      </w:r>
+      <w:r>
+        <w:rPr>
+          <w:rFonts w:ascii="Times New Roman" w:hAnsi="Times New Roman" w:cs="Times New Roman"/>
+          <w:sz w:val="20"/>
+          <w:szCs w:val="20"/>
+        </w:rPr>
+        <w:br/>
+      </w:r>
+      <w:r>
+        <w:rPr>
+          <w:rFonts w:ascii="Times New Roman" w:hAnsi="Times New Roman" w:cs="Times New Roman"/>
+          <w:sz w:val="20"/>
+          <w:szCs w:val="20"/>
+        </w:rPr>
+        <w:br/>
+      </w:r>
+      <w:r>
+        <w:rPr>
+          <w:rFonts w:ascii="Times New Roman" w:hAnsi="Times New Roman" w:cs="Times New Roman"/>
+          <w:sz w:val="20"/>
+          <w:szCs w:val="20"/>
+        </w:rPr>
+        <w:br/>
+      </w:r>
+      <w:r>
+        <w:rPr>
+          <w:rFonts w:ascii="Times New Roman" w:hAnsi="Times New Roman" w:cs="Times New Roman"/>
+          <w:sz w:val="20"/>
+          <w:szCs w:val="20"/>
+        </w:rPr>
+        <w:br/>
+      </w:r>
+      <w:r>
+        <w:rPr>
+          <w:rFonts w:ascii="Times New Roman" w:hAnsi="Times New Roman" w:cs="Times New Roman"/>
+          <w:sz w:val="20"/>
+          <w:szCs w:val="20"/>
+        </w:rPr>
+        <w:br/>
+      </w:r>
+      <w:r>
+        <w:rPr>
+          <w:rFonts w:ascii="Times New Roman" w:hAnsi="Times New Roman" w:cs="Times New Roman"/>
+          <w:sz w:val="20"/>
+          <w:szCs w:val="20"/>
+        </w:rPr>
+        <w:br/>
+      </w:r>
+      <w:r>
+        <w:rPr>
+          <w:rFonts w:ascii="Times New Roman" w:hAnsi="Times New Roman" w:cs="Times New Roman"/>
+          <w:noProof/>
+          <w:sz w:val="20"/>
+          <w:szCs w:val="20"/>
+        </w:rPr>
+        <w:lastRenderedPageBreak/>
+        <w:drawing>
+          <wp:anchor distT="0" distB="0" distL="114300" distR="114300" simplePos="0" relativeHeight="251672576" behindDoc="0" locked="0" layoutInCell="1" allowOverlap="1" wp14:anchorId="4BD73916" wp14:editId="5AA059D2">
+            <wp:simplePos x="0" y="0"/>
+            <wp:positionH relativeFrom="column">
+              <wp:posOffset>1956899</wp:posOffset>
+            </wp:positionH>
+            <wp:positionV relativeFrom="paragraph">
+              <wp:posOffset>559</wp:posOffset>
+            </wp:positionV>
+            <wp:extent cx="1266825" cy="2737485"/>
+            <wp:effectExtent l="0" t="0" r="9525" b="5715"/>
+            <wp:wrapSquare wrapText="bothSides"/>
+            <wp:docPr id="616684846" name="Picture 1"/>
+            <wp:cNvGraphicFramePr>
+              <a:graphicFrameLocks xmlns:a="http://schemas.openxmlformats.org/drawingml/2006/main" noChangeAspect="1"/>
+            </wp:cNvGraphicFramePr>
+            <a:graphic xmlns:a="http://schemas.openxmlformats.org/drawingml/2006/main">
+              <a:graphicData uri="http://schemas.openxmlformats.org/drawingml/2006/picture">
+                <pic:pic xmlns:pic="http://schemas.openxmlformats.org/drawingml/2006/picture">
+                  <pic:nvPicPr>
+                    <pic:cNvPr id="616684846" name=""/>
+                    <pic:cNvPicPr/>
+                  </pic:nvPicPr>
+                  <pic:blipFill>
+                    <a:blip r:embed="rId19">
+                      <a:extLst>
+                        <a:ext uri="{28A0092B-C50C-407E-A947-70E740481C1C}">
+                          <a14:useLocalDpi xmlns:a14="http://schemas.microsoft.com/office/drawing/2010/main" val="0"/>
+                        </a:ext>
+                      </a:extLst>
+                    </a:blip>
+                    <a:stretch>
+                      <a:fillRect/>
+                    </a:stretch>
+                  </pic:blipFill>
+                  <pic:spPr>
+                    <a:xfrm>
+                      <a:off x="0" y="0"/>
+                      <a:ext cx="1266825" cy="2737485"/>
+                    </a:xfrm>
+                    <a:prstGeom prst="rect">
+                      <a:avLst/>
+                    </a:prstGeom>
+                  </pic:spPr>
+                </pic:pic>
+              </a:graphicData>
+            </a:graphic>
+            <wp14:sizeRelH relativeFrom="margin">
+              <wp14:pctWidth>0</wp14:pctWidth>
+            </wp14:sizeRelH>
+            <wp14:sizeRelV relativeFrom="margin">
+              <wp14:pctHeight>0</wp14:pctHeight>
+            </wp14:sizeRelV>
+          </wp:anchor>
+        </w:drawing>
+      </w:r>
+      <w:r>
+        <w:rPr>
+          <w:rFonts w:ascii="Times New Roman" w:hAnsi="Times New Roman" w:cs="Times New Roman"/>
+          <w:sz w:val="20"/>
+          <w:szCs w:val="20"/>
+        </w:rPr>
+        <w:br/>
+      </w:r>
+      <w:r>
+        <w:rPr>
+          <w:rFonts w:ascii="Times New Roman" w:hAnsi="Times New Roman" w:cs="Times New Roman"/>
+          <w:sz w:val="20"/>
+          <w:szCs w:val="20"/>
+        </w:rPr>
+        <w:br/>
+      </w:r>
+      <w:r>
+        <w:rPr>
+          <w:rFonts w:ascii="Times New Roman" w:hAnsi="Times New Roman" w:cs="Times New Roman"/>
+          <w:sz w:val="20"/>
+          <w:szCs w:val="20"/>
+        </w:rPr>
+        <w:br/>
+      </w:r>
+      <w:r>
+        <w:rPr>
+          <w:rFonts w:ascii="Times New Roman" w:hAnsi="Times New Roman" w:cs="Times New Roman"/>
+          <w:sz w:val="20"/>
+          <w:szCs w:val="20"/>
+        </w:rPr>
+        <w:br/>
+      </w:r>
+      <w:r>
+        <w:rPr>
+          <w:rFonts w:ascii="Times New Roman" w:hAnsi="Times New Roman" w:cs="Times New Roman"/>
+          <w:sz w:val="20"/>
+          <w:szCs w:val="20"/>
+        </w:rPr>
+        <w:br/>
+      </w:r>
+      <w:r>
+        <w:rPr>
+          <w:rFonts w:ascii="Times New Roman" w:hAnsi="Times New Roman" w:cs="Times New Roman"/>
+          <w:sz w:val="20"/>
+          <w:szCs w:val="20"/>
+        </w:rPr>
+        <w:br/>
+      </w:r>
+      <w:r>
+        <w:rPr>
+          <w:rFonts w:ascii="Times New Roman" w:hAnsi="Times New Roman" w:cs="Times New Roman"/>
+          <w:sz w:val="20"/>
+          <w:szCs w:val="20"/>
+        </w:rPr>
+        <w:br/>
+      </w:r>
+      <w:r>
+        <w:rPr>
+          <w:rFonts w:ascii="Times New Roman" w:hAnsi="Times New Roman" w:cs="Times New Roman"/>
+          <w:sz w:val="20"/>
+          <w:szCs w:val="20"/>
+        </w:rPr>
+        <w:br/>
+      </w:r>
+      <w:r>
+        <w:rPr>
+          <w:rFonts w:ascii="Times New Roman" w:hAnsi="Times New Roman" w:cs="Times New Roman"/>
+          <w:sz w:val="20"/>
+          <w:szCs w:val="20"/>
+        </w:rPr>
+        <w:br/>
+      </w:r>
+      <w:r>
+        <w:rPr>
+          <w:rFonts w:ascii="Times New Roman" w:hAnsi="Times New Roman" w:cs="Times New Roman"/>
+          <w:sz w:val="20"/>
+          <w:szCs w:val="20"/>
+        </w:rPr>
+        <w:br/>
+      </w:r>
+      <w:r>
+        <w:rPr>
+          <w:rFonts w:ascii="Times New Roman" w:hAnsi="Times New Roman" w:cs="Times New Roman"/>
+          <w:sz w:val="20"/>
+          <w:szCs w:val="20"/>
+        </w:rPr>
+        <w:br/>
+      </w:r>
+      <w:r>
+        <w:rPr>
+          <w:rFonts w:ascii="Times New Roman" w:hAnsi="Times New Roman" w:cs="Times New Roman"/>
+          <w:sz w:val="20"/>
+          <w:szCs w:val="20"/>
+        </w:rPr>
+        <w:br/>
+      </w:r>
+      <w:r>
+        <w:rPr>
+          <w:rFonts w:ascii="Times New Roman" w:hAnsi="Times New Roman" w:cs="Times New Roman"/>
+          <w:sz w:val="20"/>
+          <w:szCs w:val="20"/>
+        </w:rPr>
+        <w:br/>
+      </w:r>
+      <w:r>
+        <w:rPr>
+          <w:rFonts w:ascii="Times New Roman" w:hAnsi="Times New Roman" w:cs="Times New Roman"/>
+          <w:sz w:val="20"/>
+          <w:szCs w:val="20"/>
+        </w:rPr>
+        <w:br/>
+      </w:r>
+      <w:r>
+        <w:rPr>
+          <w:rFonts w:ascii="Times New Roman" w:hAnsi="Times New Roman" w:cs="Times New Roman"/>
+          <w:sz w:val="20"/>
+          <w:szCs w:val="20"/>
+        </w:rPr>
+        <w:t xml:space="preserve">11. Add customer, then duplicate ID </w:t>
+      </w:r>
+      <w:r>
+        <w:rPr>
+          <w:rFonts w:ascii="Times New Roman" w:hAnsi="Times New Roman" w:cs="Times New Roman"/>
+          <w:sz w:val="20"/>
+          <w:szCs w:val="20"/>
+        </w:rPr>
+        <w:br/>
+      </w:r>
+      <w:r>
+        <w:rPr>
+          <w:rFonts w:ascii="Times New Roman" w:hAnsi="Times New Roman" w:cs="Times New Roman"/>
+          <w:sz w:val="20"/>
+          <w:szCs w:val="20"/>
+        </w:rPr>
+        <w:br/>
+        <w:t xml:space="preserve">      </w:t>
+      </w:r>
+      <w:r>
+        <w:rPr>
+          <w:rFonts w:ascii="Times New Roman" w:hAnsi="Times New Roman" w:cs="Times New Roman"/>
+          <w:sz w:val="20"/>
+          <w:szCs w:val="20"/>
+        </w:rPr>
+        <w:t>rejection</w:t>
+      </w:r>
+      <w:r>
+        <w:rPr>
+          <w:rFonts w:ascii="Times New Roman" w:hAnsi="Times New Roman" w:cs="Times New Roman"/>
+          <w:sz w:val="20"/>
+          <w:szCs w:val="20"/>
+        </w:rPr>
+        <w:br/>
+      </w:r>
+      <w:r>
+        <w:rPr>
+          <w:rFonts w:ascii="Times New Roman" w:hAnsi="Times New Roman" w:cs="Times New Roman"/>
+          <w:sz w:val="20"/>
+          <w:szCs w:val="20"/>
+        </w:rPr>
+        <w:br/>
+      </w:r>
+      <w:r>
+        <w:rPr>
+          <w:rFonts w:ascii="Times New Roman" w:hAnsi="Times New Roman" w:cs="Times New Roman"/>
+          <w:sz w:val="20"/>
+          <w:szCs w:val="20"/>
+        </w:rPr>
+        <w:br/>
+      </w:r>
+      <w:r>
+        <w:rPr>
+          <w:rFonts w:ascii="Times New Roman" w:hAnsi="Times New Roman" w:cs="Times New Roman"/>
+          <w:sz w:val="20"/>
+          <w:szCs w:val="20"/>
+        </w:rPr>
+        <w:br/>
+      </w:r>
+      <w:r>
+        <w:rPr>
+          <w:rFonts w:ascii="Times New Roman" w:hAnsi="Times New Roman" w:cs="Times New Roman"/>
+          <w:sz w:val="20"/>
+          <w:szCs w:val="20"/>
+        </w:rPr>
+        <w:br/>
+      </w:r>
+      <w:r>
+        <w:rPr>
+          <w:rFonts w:ascii="Times New Roman" w:hAnsi="Times New Roman" w:cs="Times New Roman"/>
+          <w:sz w:val="20"/>
+          <w:szCs w:val="20"/>
+        </w:rPr>
+        <w:br/>
+      </w:r>
+      <w:r>
+        <w:rPr>
+          <w:rFonts w:ascii="Times New Roman" w:hAnsi="Times New Roman" w:cs="Times New Roman"/>
+          <w:sz w:val="20"/>
+          <w:szCs w:val="20"/>
+        </w:rPr>
+        <w:br/>
+      </w:r>
+      <w:r>
+        <w:rPr>
+          <w:rFonts w:ascii="Times New Roman" w:hAnsi="Times New Roman" w:cs="Times New Roman"/>
+          <w:sz w:val="20"/>
+          <w:szCs w:val="20"/>
+        </w:rPr>
+        <w:br/>
+      </w:r>
+      <w:r>
+        <w:rPr>
+          <w:rFonts w:ascii="Times New Roman" w:hAnsi="Times New Roman" w:cs="Times New Roman"/>
+          <w:sz w:val="20"/>
+          <w:szCs w:val="20"/>
+        </w:rPr>
+        <w:br/>
+      </w:r>
+      <w:r>
+        <w:rPr>
+          <w:rFonts w:ascii="Times New Roman" w:hAnsi="Times New Roman" w:cs="Times New Roman"/>
+          <w:sz w:val="20"/>
+          <w:szCs w:val="20"/>
+        </w:rPr>
+        <w:br/>
+      </w:r>
+      <w:r>
+        <w:rPr>
+          <w:rFonts w:ascii="Times New Roman" w:hAnsi="Times New Roman" w:cs="Times New Roman"/>
+          <w:sz w:val="20"/>
+          <w:szCs w:val="20"/>
+        </w:rPr>
+        <w:br/>
+      </w:r>
+      <w:r>
+        <w:rPr>
+          <w:rFonts w:ascii="Times New Roman" w:hAnsi="Times New Roman" w:cs="Times New Roman"/>
+          <w:sz w:val="20"/>
+          <w:szCs w:val="20"/>
+        </w:rPr>
+        <w:br/>
+      </w:r>
+      <w:r>
+        <w:rPr>
+          <w:rFonts w:ascii="Times New Roman" w:hAnsi="Times New Roman" w:cs="Times New Roman"/>
+          <w:sz w:val="20"/>
+          <w:szCs w:val="20"/>
+        </w:rPr>
+        <w:br/>
+      </w:r>
+      <w:r>
+        <w:rPr>
+          <w:rFonts w:ascii="Times New Roman" w:hAnsi="Times New Roman" w:cs="Times New Roman"/>
+          <w:sz w:val="20"/>
+          <w:szCs w:val="20"/>
+        </w:rPr>
+        <w:br/>
+      </w:r>
+      <w:r>
+        <w:rPr>
+          <w:rFonts w:ascii="Times New Roman" w:hAnsi="Times New Roman" w:cs="Times New Roman"/>
+          <w:sz w:val="20"/>
+          <w:szCs w:val="20"/>
+        </w:rPr>
+        <w:br/>
+      </w:r>
+      <w:r>
+        <w:rPr>
+          <w:rFonts w:ascii="Times New Roman" w:hAnsi="Times New Roman" w:cs="Times New Roman"/>
+          <w:sz w:val="20"/>
+          <w:szCs w:val="20"/>
+        </w:rPr>
+        <w:br/>
+      </w:r>
+      <w:r>
+        <w:rPr>
+          <w:rFonts w:ascii="Times New Roman" w:hAnsi="Times New Roman" w:cs="Times New Roman"/>
+          <w:sz w:val="20"/>
+          <w:szCs w:val="20"/>
+        </w:rPr>
+        <w:br/>
+      </w:r>
+      <w:r>
+        <w:rPr>
+          <w:rFonts w:ascii="Times New Roman" w:hAnsi="Times New Roman" w:cs="Times New Roman"/>
+          <w:sz w:val="20"/>
+          <w:szCs w:val="20"/>
+        </w:rPr>
+        <w:br/>
+      </w:r>
+      <w:r>
+        <w:rPr>
+          <w:rFonts w:ascii="Times New Roman" w:hAnsi="Times New Roman" w:cs="Times New Roman"/>
+          <w:sz w:val="20"/>
+          <w:szCs w:val="20"/>
+        </w:rPr>
+        <w:br/>
+      </w:r>
+      <w:r>
+        <w:rPr>
+          <w:rFonts w:ascii="Times New Roman" w:hAnsi="Times New Roman" w:cs="Times New Roman"/>
+          <w:sz w:val="20"/>
+          <w:szCs w:val="20"/>
+        </w:rPr>
+        <w:br/>
+      </w:r>
+      <w:r>
+        <w:rPr>
+          <w:rFonts w:ascii="Times New Roman" w:hAnsi="Times New Roman" w:cs="Times New Roman"/>
+          <w:sz w:val="20"/>
+          <w:szCs w:val="20"/>
+        </w:rPr>
+        <w:br/>
+      </w:r>
+      <w:r>
+        <w:rPr>
+          <w:rFonts w:ascii="Times New Roman" w:hAnsi="Times New Roman" w:cs="Times New Roman"/>
+          <w:sz w:val="20"/>
+          <w:szCs w:val="20"/>
+        </w:rPr>
+        <w:br/>
+      </w:r>
+      <w:r>
+        <w:rPr>
+          <w:rFonts w:ascii="Times New Roman" w:hAnsi="Times New Roman" w:cs="Times New Roman"/>
+          <w:sz w:val="20"/>
+          <w:szCs w:val="20"/>
+        </w:rPr>
+        <w:br/>
+      </w:r>
+      <w:r>
+        <w:rPr>
+          <w:rFonts w:ascii="Times New Roman" w:hAnsi="Times New Roman" w:cs="Times New Roman"/>
+          <w:sz w:val="20"/>
+          <w:szCs w:val="20"/>
+        </w:rPr>
+        <w:br/>
+      </w:r>
+      <w:r>
+        <w:rPr>
+          <w:rFonts w:ascii="Times New Roman" w:hAnsi="Times New Roman" w:cs="Times New Roman"/>
+          <w:sz w:val="20"/>
+          <w:szCs w:val="20"/>
+        </w:rPr>
+        <w:br/>
+      </w:r>
+      <w:r>
+        <w:rPr>
+          <w:rFonts w:ascii="Times New Roman" w:hAnsi="Times New Roman" w:cs="Times New Roman"/>
+          <w:sz w:val="20"/>
+          <w:szCs w:val="20"/>
+        </w:rPr>
+        <w:br/>
+      </w:r>
+      <w:r>
+        <w:rPr>
+          <w:rFonts w:ascii="Times New Roman" w:hAnsi="Times New Roman" w:cs="Times New Roman"/>
+          <w:noProof/>
+          <w:sz w:val="20"/>
+          <w:szCs w:val="20"/>
+        </w:rPr>
+        <w:drawing>
+          <wp:anchor distT="0" distB="0" distL="114300" distR="114300" simplePos="0" relativeHeight="251674624" behindDoc="0" locked="0" layoutInCell="1" allowOverlap="1" wp14:anchorId="3133D09A" wp14:editId="39CBC752">
+            <wp:simplePos x="0" y="0"/>
+            <wp:positionH relativeFrom="margin">
+              <wp:posOffset>2442400</wp:posOffset>
+            </wp:positionH>
+            <wp:positionV relativeFrom="paragraph">
+              <wp:posOffset>3820880</wp:posOffset>
+            </wp:positionV>
+            <wp:extent cx="2259965" cy="3957320"/>
+            <wp:effectExtent l="0" t="0" r="6985" b="5080"/>
+            <wp:wrapSquare wrapText="bothSides"/>
+            <wp:docPr id="1072648335" name="Picture 1"/>
+            <wp:cNvGraphicFramePr>
+              <a:graphicFrameLocks xmlns:a="http://schemas.openxmlformats.org/drawingml/2006/main" noChangeAspect="1"/>
+            </wp:cNvGraphicFramePr>
+            <a:graphic xmlns:a="http://schemas.openxmlformats.org/drawingml/2006/main">
+              <a:graphicData uri="http://schemas.openxmlformats.org/drawingml/2006/picture">
+                <pic:pic xmlns:pic="http://schemas.openxmlformats.org/drawingml/2006/picture">
+                  <pic:nvPicPr>
+                    <pic:cNvPr id="1072648335" name=""/>
+                    <pic:cNvPicPr/>
+                  </pic:nvPicPr>
+                  <pic:blipFill>
+                    <a:blip r:embed="rId20">
+                      <a:extLst>
+                        <a:ext uri="{28A0092B-C50C-407E-A947-70E740481C1C}">
+                          <a14:useLocalDpi xmlns:a14="http://schemas.microsoft.com/office/drawing/2010/main" val="0"/>
+                        </a:ext>
+                      </a:extLst>
+                    </a:blip>
+                    <a:stretch>
+                      <a:fillRect/>
+                    </a:stretch>
+                  </pic:blipFill>
+                  <pic:spPr>
+                    <a:xfrm>
+                      <a:off x="0" y="0"/>
+                      <a:ext cx="2259965" cy="3957320"/>
+                    </a:xfrm>
+                    <a:prstGeom prst="rect">
+                      <a:avLst/>
+                    </a:prstGeom>
+                  </pic:spPr>
+                </pic:pic>
+              </a:graphicData>
+            </a:graphic>
+            <wp14:sizeRelH relativeFrom="margin">
+              <wp14:pctWidth>0</wp14:pctWidth>
+            </wp14:sizeRelH>
+            <wp14:sizeRelV relativeFrom="margin">
+              <wp14:pctHeight>0</wp14:pctHeight>
+            </wp14:sizeRelV>
+          </wp:anchor>
+        </w:drawing>
+      </w:r>
+      <w:r>
+        <w:rPr>
+          <w:rFonts w:ascii="Times New Roman" w:hAnsi="Times New Roman" w:cs="Times New Roman"/>
+          <w:noProof/>
+          <w:sz w:val="20"/>
+          <w:szCs w:val="20"/>
+        </w:rPr>
+        <w:drawing>
+          <wp:anchor distT="0" distB="0" distL="114300" distR="114300" simplePos="0" relativeHeight="251673600" behindDoc="0" locked="0" layoutInCell="1" allowOverlap="1" wp14:anchorId="71972BEE" wp14:editId="1C351F8E">
+            <wp:simplePos x="0" y="0"/>
+            <wp:positionH relativeFrom="column">
+              <wp:posOffset>636640</wp:posOffset>
+            </wp:positionH>
+            <wp:positionV relativeFrom="paragraph">
+              <wp:posOffset>3692525</wp:posOffset>
+            </wp:positionV>
+            <wp:extent cx="1631395" cy="4527598"/>
+            <wp:effectExtent l="0" t="0" r="6985" b="6350"/>
+            <wp:wrapSquare wrapText="bothSides"/>
+            <wp:docPr id="1069605559" name="Picture 1"/>
+            <wp:cNvGraphicFramePr>
+              <a:graphicFrameLocks xmlns:a="http://schemas.openxmlformats.org/drawingml/2006/main" noChangeAspect="1"/>
+            </wp:cNvGraphicFramePr>
+            <a:graphic xmlns:a="http://schemas.openxmlformats.org/drawingml/2006/main">
+              <a:graphicData uri="http://schemas.openxmlformats.org/drawingml/2006/picture">
+                <pic:pic xmlns:pic="http://schemas.openxmlformats.org/drawingml/2006/picture">
+                  <pic:nvPicPr>
+                    <pic:cNvPr id="1069605559" name=""/>
+                    <pic:cNvPicPr/>
+                  </pic:nvPicPr>
+                  <pic:blipFill>
+                    <a:blip r:embed="rId21">
+                      <a:extLst>
+                        <a:ext uri="{28A0092B-C50C-407E-A947-70E740481C1C}">
+                          <a14:useLocalDpi xmlns:a14="http://schemas.microsoft.com/office/drawing/2010/main" val="0"/>
+                        </a:ext>
+                      </a:extLst>
+                    </a:blip>
+                    <a:stretch>
+                      <a:fillRect/>
+                    </a:stretch>
+                  </pic:blipFill>
+                  <pic:spPr>
+                    <a:xfrm>
+                      <a:off x="0" y="0"/>
+                      <a:ext cx="1631395" cy="4527598"/>
+                    </a:xfrm>
+                    <a:prstGeom prst="rect">
+                      <a:avLst/>
+                    </a:prstGeom>
+                  </pic:spPr>
+                </pic:pic>
+              </a:graphicData>
+            </a:graphic>
+            <wp14:sizeRelH relativeFrom="margin">
+              <wp14:pctWidth>0</wp14:pctWidth>
+            </wp14:sizeRelH>
+            <wp14:sizeRelV relativeFrom="margin">
+              <wp14:pctHeight>0</wp14:pctHeight>
+            </wp14:sizeRelV>
+          </wp:anchor>
+        </w:drawing>
+      </w:r>
+      <w:r>
+        <w:rPr>
+          <w:rFonts w:ascii="Times New Roman" w:hAnsi="Times New Roman" w:cs="Times New Roman"/>
+          <w:sz w:val="20"/>
+          <w:szCs w:val="20"/>
+        </w:rPr>
+        <w:t>12. Edit two fields then search</w:t>
+      </w:r>
+      <w:r>
+        <w:rPr>
+          <w:rFonts w:ascii="Times New Roman" w:hAnsi="Times New Roman" w:cs="Times New Roman"/>
+          <w:sz w:val="20"/>
+          <w:szCs w:val="20"/>
+        </w:rPr>
+        <w:t xml:space="preserve"> (note the previous address was 121 Main St Main</w:t>
+      </w:r>
+      <w:r>
+        <w:rPr>
+          <w:rFonts w:ascii="Times New Roman" w:hAnsi="Times New Roman" w:cs="Times New Roman"/>
+          <w:sz w:val="20"/>
+          <w:szCs w:val="20"/>
+        </w:rPr>
+        <w:t>, here changes to 121 Main St.</w:t>
+      </w:r>
+      <w:r>
+        <w:rPr>
+          <w:rFonts w:ascii="Times New Roman" w:hAnsi="Times New Roman" w:cs="Times New Roman"/>
+          <w:sz w:val="20"/>
+          <w:szCs w:val="20"/>
+        </w:rPr>
+        <w:t>)</w:t>
+      </w:r>
     </w:p>
     <w:sectPr>
       <w:pgSz w:w="12240" w:h="15840"/>
